--- a/assets/RESUME/VCCN RESUME.docx
+++ b/assets/RESUME/VCCN RESUME.docx
@@ -4,24 +4,29 @@
   <w:body>
     <w:p>
       <w:pPr>
-        <w:spacing w:before="0" w:after="40"/>
+        <w:spacing w:before="0" w:after="40" w:line="240" w:lineRule="auto"/>
+        <w:rPr>
+          <w:rFonts w:hint="default" w:ascii="Calibri" w:hAnsi="Calibri" w:cs="Calibri"/>
+          <w:color w:val="auto"/>
+        </w:rPr>
       </w:pPr>
       <w:r>
         <w:rPr>
-          <w:rFonts w:hint="default"/>
+          <w:rFonts w:hint="default" w:ascii="Calibri" w:hAnsi="Calibri" w:cs="Calibri"/>
+          <w:color w:val="auto"/>
           <w:lang w:val="en-PH"/>
         </w:rPr>
         <w:drawing>
           <wp:anchor distT="0" distB="0" distL="114300" distR="114300" simplePos="0" relativeHeight="251659264" behindDoc="1" locked="0" layoutInCell="1" allowOverlap="1">
             <wp:simplePos x="0" y="0"/>
             <wp:positionH relativeFrom="column">
-              <wp:posOffset>5081270</wp:posOffset>
+              <wp:posOffset>5008245</wp:posOffset>
             </wp:positionH>
             <wp:positionV relativeFrom="paragraph">
-              <wp:posOffset>-458470</wp:posOffset>
+              <wp:posOffset>-412750</wp:posOffset>
             </wp:positionV>
-            <wp:extent cx="1361440" cy="1438275"/>
-            <wp:effectExtent l="0" t="0" r="10160" b="9525"/>
+            <wp:extent cx="1222375" cy="1291590"/>
+            <wp:effectExtent l="0" t="0" r="15875" b="3810"/>
             <wp:wrapNone/>
             <wp:docPr id="1" name="Picture 1" descr="042e7c1f-ef33-47b2-a018-72063ce481d3"/>
             <wp:cNvGraphicFramePr>
@@ -45,7 +50,7 @@
                   <pic:spPr>
                     <a:xfrm>
                       <a:off x="0" y="0"/>
-                      <a:ext cx="1361440" cy="1438275"/>
+                      <a:ext cx="1222375" cy="1291590"/>
                     </a:xfrm>
                     <a:prstGeom prst="rect">
                       <a:avLst/>
@@ -59,8 +64,9 @@
       </w:r>
       <w:r>
         <w:rPr>
+          <w:rFonts w:hint="default" w:ascii="Calibri" w:hAnsi="Calibri" w:cs="Calibri"/>
           <w:b/>
-          <w:color w:val="1B365D"/>
+          <w:color w:val="auto"/>
           <w:sz w:val="40"/>
         </w:rPr>
         <w:t>VINCE CARLO NOORA</w:t>
@@ -68,14 +74,15 @@
     </w:p>
     <w:p>
       <w:pPr>
-        <w:spacing w:after="80"/>
+        <w:spacing w:after="80" w:line="240" w:lineRule="auto"/>
         <w:rPr>
-          <w:rFonts w:hint="default"/>
+          <w:rFonts w:hint="default" w:ascii="Calibri" w:hAnsi="Calibri" w:cs="Calibri"/>
           <w:lang w:val="en-PH"/>
         </w:rPr>
       </w:pPr>
       <w:r>
         <w:rPr>
+          <w:rFonts w:hint="default" w:ascii="Calibri" w:hAnsi="Calibri" w:cs="Calibri"/>
           <w:b/>
           <w:color w:val="646464"/>
           <w:sz w:val="22"/>
@@ -88,8 +95,9 @@
         <w:pBdr>
           <w:bottom w:val="single" w:color="1B365D" w:sz="12" w:space="4"/>
         </w:pBdr>
-        <w:spacing w:after="240"/>
+        <w:spacing w:after="240" w:line="240" w:lineRule="auto"/>
         <w:rPr>
+          <w:rFonts w:hint="default" w:ascii="Calibri" w:hAnsi="Calibri" w:cs="Calibri"/>
           <w:b/>
           <w:color w:val="1B365D"/>
           <w:sz w:val="22"/>
@@ -97,6 +105,7 @@
       </w:pPr>
       <w:r>
         <w:rPr>
+          <w:rFonts w:hint="default" w:ascii="Calibri" w:hAnsi="Calibri" w:cs="Calibri"/>
           <w:color w:val="333333"/>
           <w:sz w:val="19"/>
         </w:rPr>
@@ -104,7 +113,7 @@
       </w:r>
       <w:r>
         <w:rPr>
-          <w:rFonts w:hint="default"/>
+          <w:rFonts w:hint="default" w:ascii="Calibri" w:hAnsi="Calibri" w:cs="Calibri"/>
           <w:color w:val="333333"/>
           <w:sz w:val="19"/>
           <w:lang w:val="en-PH"/>
@@ -113,6 +122,7 @@
       </w:r>
       <w:r>
         <w:rPr>
+          <w:rFonts w:hint="default" w:ascii="Calibri" w:hAnsi="Calibri" w:cs="Calibri"/>
           <w:color w:val="333333"/>
           <w:sz w:val="19"/>
         </w:rPr>
@@ -120,6 +130,7 @@
       </w:r>
       <w:r>
         <w:rPr>
+          <w:rFonts w:hint="default" w:ascii="Calibri" w:hAnsi="Calibri" w:cs="Calibri"/>
           <w:color w:val="333333"/>
           <w:sz w:val="19"/>
         </w:rPr>
@@ -127,6 +138,7 @@
       </w:r>
       <w:r>
         <w:rPr>
+          <w:rFonts w:hint="default" w:ascii="Calibri" w:hAnsi="Calibri" w:cs="Calibri"/>
           <w:color w:val="333333"/>
           <w:sz w:val="19"/>
         </w:rPr>
@@ -135,16 +147,21 @@
     </w:p>
     <w:p>
       <w:pPr>
-        <w:keepNext/>
-        <w:pBdr>
-          <w:bottom w:val="single" w:color="1B365D" w:sz="6" w:space="4"/>
-        </w:pBdr>
-        <w:spacing w:before="200" w:after="60"/>
+        <w:spacing w:before="60" w:after="60" w:line="240" w:lineRule="auto"/>
+        <w:rPr>
+          <w:rFonts w:hint="default" w:ascii="Calibri" w:hAnsi="Calibri" w:cs="Calibri"/>
+          <w:b/>
+          <w:bCs w:val="0"/>
+          <w:color w:val="auto"/>
+          <w:sz w:val="22"/>
+        </w:rPr>
       </w:pPr>
       <w:r>
         <w:rPr>
+          <w:rFonts w:hint="default" w:ascii="Calibri" w:hAnsi="Calibri" w:cs="Calibri"/>
           <w:b/>
-          <w:color w:val="1B365D"/>
+          <w:bCs w:val="0"/>
+          <w:color w:val="auto"/>
           <w:sz w:val="22"/>
         </w:rPr>
         <w:t>CAREER OBJECTIVE</w:t>
@@ -152,398 +169,1040 @@
     </w:p>
     <w:p>
       <w:pPr>
-        <w:spacing w:after="120" w:line="276" w:lineRule="auto"/>
+        <w:spacing w:before="60" w:after="60" w:line="240" w:lineRule="auto"/>
+        <w:rPr>
+          <w:rFonts w:hint="default" w:ascii="Calibri" w:hAnsi="Calibri" w:cs="Calibri"/>
+          <w:b w:val="0"/>
+          <w:bCs/>
+          <w:color w:val="auto"/>
+          <w:sz w:val="22"/>
+        </w:rPr>
       </w:pPr>
       <w:r>
-        <w:t>Dedicated and versatile IT Professional and Systems Developer seeking to leverage expertise in technical support, UI/UX frontend development, database management, and academic instruction at the Local Government Unit (LGU) of Catarman. Committed to optimizing digital administrative workflows, modernizing public sector web portals, and supporting local governance initiatives.</w:t>
+        <w:rPr>
+          <w:rFonts w:hint="default" w:ascii="Calibri" w:hAnsi="Calibri" w:cs="Calibri"/>
+          <w:b w:val="0"/>
+          <w:bCs/>
+          <w:color w:val="auto"/>
+          <w:sz w:val="22"/>
+        </w:rPr>
+        <w:t>Dedicated IT Professional and Data Management Specialist with expertise in database administration, custom Excel architecture, technical support, and institutional instruction. Proven track record in designing custom spreadsheet systems to coordinate multi-site hardware distributions and streamline administrative workflows.</w:t>
       </w:r>
     </w:p>
     <w:p>
       <w:pPr>
-        <w:keepNext/>
-        <w:pBdr>
-          <w:bottom w:val="single" w:color="1B365D" w:sz="6" w:space="4"/>
-        </w:pBdr>
-        <w:spacing w:before="200" w:after="60"/>
+        <w:spacing w:before="60" w:after="60" w:line="240" w:lineRule="auto"/>
+        <w:rPr>
+          <w:rFonts w:hint="default" w:ascii="Calibri" w:hAnsi="Calibri" w:cs="Calibri"/>
+          <w:b/>
+          <w:bCs w:val="0"/>
+          <w:color w:val="auto"/>
+          <w:sz w:val="22"/>
+        </w:rPr>
+      </w:pPr>
+    </w:p>
+    <w:p>
+      <w:pPr>
+        <w:spacing w:before="60" w:after="60" w:line="240" w:lineRule="auto"/>
+        <w:rPr>
+          <w:rFonts w:hint="default" w:ascii="Calibri" w:hAnsi="Calibri" w:cs="Calibri"/>
+          <w:b/>
+          <w:bCs w:val="0"/>
+          <w:color w:val="auto"/>
+          <w:sz w:val="22"/>
+          <w:u w:val="single"/>
+          <w:lang w:val="en-US"/>
+        </w:rPr>
       </w:pPr>
       <w:r>
         <w:rPr>
+          <w:rFonts w:hint="default" w:ascii="Calibri" w:hAnsi="Calibri" w:cs="Calibri"/>
           <w:b/>
-          <w:color w:val="1B365D"/>
+          <w:bCs w:val="0"/>
+          <w:color w:val="auto"/>
+          <w:sz w:val="22"/>
+          <w:u w:val="single"/>
+        </w:rPr>
+        <w:t>WORK EXPERIENCE</w:t>
+      </w:r>
+      <w:r>
+        <w:rPr>
+          <w:rFonts w:hint="default" w:ascii="Calibri" w:hAnsi="Calibri" w:cs="Calibri"/>
+          <w:b/>
+          <w:bCs w:val="0"/>
+          <w:color w:val="auto"/>
+          <w:sz w:val="22"/>
+          <w:u w:val="single"/>
+          <w:lang w:val="en-US"/>
+        </w:rPr>
+        <w:t>:</w:t>
+      </w:r>
+    </w:p>
+    <w:p>
+      <w:pPr>
+        <w:spacing w:before="60" w:after="60" w:line="240" w:lineRule="auto"/>
+        <w:rPr>
+          <w:rFonts w:hint="default" w:ascii="Calibri" w:hAnsi="Calibri" w:cs="Calibri"/>
+          <w:b w:val="0"/>
+          <w:bCs/>
+          <w:color w:val="auto"/>
           <w:sz w:val="22"/>
         </w:rPr>
-        <w:t>WORK EXPERIENCE</w:t>
+      </w:pPr>
+      <w:r>
+        <w:rPr>
+          <w:rFonts w:hint="default" w:ascii="Calibri" w:hAnsi="Calibri" w:cs="Calibri"/>
+          <w:b w:val="0"/>
+          <w:bCs/>
+          <w:color w:val="auto"/>
+          <w:sz w:val="22"/>
+        </w:rPr>
+        <w:t>IT Support &amp; Data Specialist</w:t>
+      </w:r>
+    </w:p>
+    <w:p>
+      <w:pPr>
+        <w:spacing w:before="60" w:after="60" w:line="240" w:lineRule="auto"/>
+        <w:rPr>
+          <w:rFonts w:hint="default" w:ascii="Calibri" w:hAnsi="Calibri" w:cs="Calibri"/>
+          <w:b w:val="0"/>
+          <w:bCs/>
+          <w:color w:val="auto"/>
+          <w:sz w:val="22"/>
+        </w:rPr>
+      </w:pPr>
+      <w:r>
+        <w:rPr>
+          <w:rFonts w:hint="default" w:ascii="Calibri" w:hAnsi="Calibri" w:cs="Calibri"/>
+          <w:b w:val="0"/>
+          <w:bCs/>
+          <w:color w:val="auto"/>
+          <w:sz w:val="22"/>
+        </w:rPr>
+        <w:t>DepEd Philippines (Contract)  |  Catarman, Eastern Visayas, Philippines |  ICT OFFICE |  Jan 2026 – May 2026</w:t>
+      </w:r>
+    </w:p>
+    <w:p>
+      <w:pPr>
+        <w:numPr>
+          <w:ilvl w:val="0"/>
+          <w:numId w:val="7"/>
+        </w:numPr>
+        <w:spacing w:before="60" w:after="60" w:line="240" w:lineRule="auto"/>
+        <w:ind w:left="420" w:leftChars="0" w:hanging="420" w:firstLineChars="0"/>
+        <w:rPr>
+          <w:rFonts w:hint="default" w:ascii="Calibri" w:hAnsi="Calibri" w:cs="Calibri"/>
+          <w:b w:val="0"/>
+          <w:bCs/>
+          <w:color w:val="auto"/>
+          <w:sz w:val="22"/>
+        </w:rPr>
+      </w:pPr>
+      <w:r>
+        <w:rPr>
+          <w:rFonts w:hint="default" w:ascii="Calibri" w:hAnsi="Calibri" w:cs="Calibri"/>
+          <w:b w:val="0"/>
+          <w:bCs/>
+          <w:color w:val="auto"/>
+          <w:sz w:val="22"/>
+        </w:rPr>
+        <w:t xml:space="preserve">Custom-designed, structured, and managed </w:t>
+      </w:r>
+      <w:r>
+        <w:rPr>
+          <w:rFonts w:hint="default" w:ascii="Calibri" w:hAnsi="Calibri" w:cs="Calibri"/>
+          <w:b w:val="0"/>
+          <w:bCs/>
+          <w:color w:val="auto"/>
+          <w:sz w:val="22"/>
+          <w:lang w:val="en-PH"/>
+        </w:rPr>
+        <w:t>three</w:t>
+      </w:r>
+      <w:r>
+        <w:rPr>
+          <w:rFonts w:hint="default" w:ascii="Calibri" w:hAnsi="Calibri" w:cs="Calibri"/>
+          <w:b w:val="0"/>
+          <w:bCs/>
+          <w:color w:val="auto"/>
+          <w:sz w:val="22"/>
+        </w:rPr>
+        <w:t xml:space="preserve"> master Excel workbooks to track and oversee the Starlink satellite internet distribution across </w:t>
+      </w:r>
+      <w:r>
+        <w:rPr>
+          <w:rFonts w:hint="default" w:ascii="Calibri" w:hAnsi="Calibri" w:cs="Calibri"/>
+          <w:b w:val="0"/>
+          <w:bCs/>
+          <w:color w:val="auto"/>
+          <w:sz w:val="22"/>
+          <w:lang w:val="en-PH"/>
+        </w:rPr>
+        <w:t>200</w:t>
+      </w:r>
+      <w:r>
+        <w:rPr>
+          <w:rFonts w:hint="default" w:ascii="Calibri" w:hAnsi="Calibri" w:cs="Calibri"/>
+          <w:b w:val="0"/>
+          <w:bCs/>
+          <w:color w:val="auto"/>
+          <w:sz w:val="22"/>
+        </w:rPr>
+        <w:t>+ schools in Northern Samar.</w:t>
+      </w:r>
+    </w:p>
+    <w:p>
+      <w:pPr>
+        <w:numPr>
+          <w:ilvl w:val="0"/>
+          <w:numId w:val="7"/>
+        </w:numPr>
+        <w:spacing w:before="60" w:after="60" w:line="240" w:lineRule="auto"/>
+        <w:ind w:left="420" w:leftChars="0" w:hanging="420" w:firstLineChars="0"/>
+        <w:rPr>
+          <w:rFonts w:hint="default" w:ascii="Calibri" w:hAnsi="Calibri" w:cs="Calibri"/>
+          <w:b w:val="0"/>
+          <w:bCs/>
+          <w:color w:val="auto"/>
+          <w:sz w:val="22"/>
+        </w:rPr>
+      </w:pPr>
+      <w:r>
+        <w:rPr>
+          <w:rFonts w:hint="default" w:ascii="Calibri" w:hAnsi="Calibri" w:cs="Calibri"/>
+          <w:b w:val="0"/>
+          <w:bCs/>
+          <w:color w:val="auto"/>
+          <w:sz w:val="22"/>
+        </w:rPr>
+        <w:t>Automated data cleaning, extraction, cross-referencing, and missing entry verification across spreadsheets to maintain 100% data accuracy for municipal school directories.</w:t>
+      </w:r>
+    </w:p>
+    <w:p>
+      <w:pPr>
+        <w:numPr>
+          <w:ilvl w:val="0"/>
+          <w:numId w:val="7"/>
+        </w:numPr>
+        <w:spacing w:before="60" w:after="60" w:line="240" w:lineRule="auto"/>
+        <w:ind w:left="420" w:leftChars="0" w:hanging="420" w:firstLineChars="0"/>
+        <w:rPr>
+          <w:rFonts w:hint="default" w:ascii="Calibri" w:hAnsi="Calibri" w:cs="Calibri"/>
+          <w:b w:val="0"/>
+          <w:bCs/>
+          <w:color w:val="auto"/>
+          <w:sz w:val="22"/>
+        </w:rPr>
+      </w:pPr>
+      <w:r>
+        <w:rPr>
+          <w:rFonts w:hint="default" w:ascii="Calibri" w:hAnsi="Calibri" w:cs="Calibri"/>
+          <w:b w:val="0"/>
+          <w:bCs/>
+          <w:color w:val="auto"/>
+          <w:sz w:val="22"/>
+        </w:rPr>
+        <w:t>Managed regional educational datasets and streamlined data processing for administrative records and official reporting.</w:t>
+      </w:r>
+    </w:p>
+    <w:p>
+      <w:pPr>
+        <w:numPr>
+          <w:ilvl w:val="0"/>
+          <w:numId w:val="7"/>
+        </w:numPr>
+        <w:spacing w:before="60" w:after="60" w:line="240" w:lineRule="auto"/>
+        <w:ind w:left="420" w:leftChars="0" w:hanging="420" w:firstLineChars="0"/>
+        <w:rPr>
+          <w:rFonts w:hint="default" w:ascii="Calibri" w:hAnsi="Calibri" w:cs="Calibri"/>
+          <w:b w:val="0"/>
+          <w:bCs/>
+          <w:color w:val="auto"/>
+          <w:sz w:val="22"/>
+        </w:rPr>
+      </w:pPr>
+      <w:r>
+        <w:rPr>
+          <w:rFonts w:hint="default" w:ascii="Calibri" w:hAnsi="Calibri" w:cs="Calibri"/>
+          <w:b w:val="0"/>
+          <w:bCs/>
+          <w:color w:val="auto"/>
+          <w:sz w:val="22"/>
+        </w:rPr>
+        <w:t>Provided on-site IT infrastructure and technical support, maintaining hardware, operating systems, network configurations, and system recovery across administrative offices.</w:t>
+      </w:r>
+    </w:p>
+    <w:p>
+      <w:pPr>
+        <w:spacing w:before="60" w:after="60" w:line="240" w:lineRule="auto"/>
+        <w:rPr>
+          <w:rFonts w:hint="default" w:ascii="Calibri" w:hAnsi="Calibri" w:cs="Calibri"/>
+          <w:b/>
+          <w:bCs w:val="0"/>
+          <w:color w:val="auto"/>
+          <w:sz w:val="22"/>
+          <w:u w:val="single"/>
+        </w:rPr>
+      </w:pPr>
+    </w:p>
+    <w:p>
+      <w:pPr>
+        <w:spacing w:before="60" w:after="60" w:line="240" w:lineRule="auto"/>
+        <w:rPr>
+          <w:rFonts w:hint="default" w:ascii="Calibri" w:hAnsi="Calibri" w:cs="Calibri"/>
+          <w:b/>
+          <w:bCs w:val="0"/>
+          <w:color w:val="auto"/>
+          <w:sz w:val="22"/>
+          <w:u w:val="single"/>
+        </w:rPr>
+      </w:pPr>
+      <w:r>
+        <w:rPr>
+          <w:rFonts w:hint="default" w:ascii="Calibri" w:hAnsi="Calibri" w:cs="Calibri"/>
+          <w:b/>
+          <w:bCs w:val="0"/>
+          <w:color w:val="auto"/>
+          <w:sz w:val="22"/>
+          <w:u w:val="single"/>
+        </w:rPr>
+        <w:t>Parttime Lecturer</w:t>
+      </w:r>
+    </w:p>
+    <w:p>
+      <w:pPr>
+        <w:spacing w:before="60" w:after="60" w:line="240" w:lineRule="auto"/>
+        <w:rPr>
+          <w:rFonts w:hint="default" w:ascii="Calibri" w:hAnsi="Calibri" w:cs="Calibri"/>
+          <w:b w:val="0"/>
+          <w:bCs/>
+          <w:color w:val="auto"/>
+          <w:sz w:val="22"/>
+        </w:rPr>
+      </w:pPr>
+      <w:r>
+        <w:rPr>
+          <w:rFonts w:hint="default" w:ascii="Calibri" w:hAnsi="Calibri" w:cs="Calibri"/>
+          <w:b w:val="0"/>
+          <w:bCs/>
+          <w:color w:val="auto"/>
+          <w:sz w:val="22"/>
+        </w:rPr>
+        <w:t>University of Eastern Philippines (UEP) (Contract)  |  Catarman, Northern Samar  |  Sept 2025 – Dec 2025</w:t>
+      </w:r>
+    </w:p>
+    <w:p>
+      <w:pPr>
+        <w:numPr>
+          <w:ilvl w:val="0"/>
+          <w:numId w:val="8"/>
+        </w:numPr>
+        <w:spacing w:before="60" w:after="60" w:line="240" w:lineRule="auto"/>
+        <w:ind w:left="420" w:leftChars="0" w:hanging="420" w:firstLineChars="0"/>
+        <w:rPr>
+          <w:rFonts w:hint="default" w:ascii="Calibri" w:hAnsi="Calibri" w:cs="Calibri"/>
+          <w:b w:val="0"/>
+          <w:bCs/>
+          <w:color w:val="auto"/>
+          <w:sz w:val="22"/>
+        </w:rPr>
+      </w:pPr>
+      <w:r>
+        <w:rPr>
+          <w:rFonts w:hint="default" w:ascii="Calibri" w:hAnsi="Calibri" w:cs="Calibri"/>
+          <w:b w:val="0"/>
+          <w:bCs/>
+          <w:color w:val="auto"/>
+          <w:sz w:val="22"/>
+        </w:rPr>
+        <w:t>Custom-designed automated Excel grading systems and class records to evaluate, compute, and track student grades efficiently.</w:t>
+      </w:r>
+    </w:p>
+    <w:p>
+      <w:pPr>
+        <w:numPr>
+          <w:ilvl w:val="0"/>
+          <w:numId w:val="9"/>
+        </w:numPr>
+        <w:spacing w:before="60" w:after="60" w:line="240" w:lineRule="auto"/>
+        <w:ind w:left="420" w:leftChars="0" w:hanging="420" w:firstLineChars="0"/>
+        <w:rPr>
+          <w:rFonts w:hint="default" w:ascii="Calibri" w:hAnsi="Calibri" w:cs="Calibri"/>
+          <w:b w:val="0"/>
+          <w:bCs/>
+          <w:color w:val="auto"/>
+          <w:sz w:val="22"/>
+        </w:rPr>
+      </w:pPr>
+      <w:r>
+        <w:rPr>
+          <w:rFonts w:hint="default" w:ascii="Calibri" w:hAnsi="Calibri" w:cs="Calibri"/>
+          <w:b w:val="0"/>
+          <w:bCs/>
+          <w:color w:val="auto"/>
+          <w:sz w:val="22"/>
+        </w:rPr>
+        <w:t>Delivered undergraduate IT and technical instruction, preparing course modules and evaluating student performance in computer technology fundamentals.</w:t>
+      </w:r>
+    </w:p>
+    <w:p>
+      <w:pPr>
+        <w:numPr>
+          <w:ilvl w:val="0"/>
+          <w:numId w:val="10"/>
+        </w:numPr>
+        <w:spacing w:before="60" w:after="60" w:line="240" w:lineRule="auto"/>
+        <w:ind w:left="420" w:leftChars="0" w:hanging="420" w:firstLineChars="0"/>
+        <w:rPr>
+          <w:rFonts w:hint="default" w:ascii="Calibri" w:hAnsi="Calibri" w:cs="Calibri"/>
+          <w:b w:val="0"/>
+          <w:bCs/>
+          <w:color w:val="auto"/>
+          <w:sz w:val="22"/>
+        </w:rPr>
+      </w:pPr>
+      <w:r>
+        <w:rPr>
+          <w:rFonts w:hint="default" w:ascii="Calibri" w:hAnsi="Calibri" w:cs="Calibri"/>
+          <w:b w:val="0"/>
+          <w:bCs/>
+          <w:color w:val="auto"/>
+          <w:sz w:val="22"/>
+        </w:rPr>
+        <w:t>Mentored students in practical software and hardware applications, fostering technical skill acquisition aligned with academic standards.</w:t>
+      </w:r>
+    </w:p>
+    <w:p>
+      <w:pPr>
+        <w:spacing w:before="60" w:after="60" w:line="240" w:lineRule="auto"/>
+        <w:rPr>
+          <w:rFonts w:hint="default" w:ascii="Calibri" w:hAnsi="Calibri" w:cs="Calibri"/>
+          <w:b w:val="0"/>
+          <w:bCs/>
+          <w:color w:val="auto"/>
+          <w:sz w:val="22"/>
+        </w:rPr>
+      </w:pPr>
+    </w:p>
+    <w:p>
+      <w:pPr>
+        <w:spacing w:before="60" w:after="60" w:line="240" w:lineRule="auto"/>
+        <w:rPr>
+          <w:rFonts w:hint="default" w:ascii="Calibri" w:hAnsi="Calibri" w:cs="Calibri"/>
+          <w:b/>
+          <w:bCs w:val="0"/>
+          <w:color w:val="auto"/>
+          <w:sz w:val="22"/>
+          <w:u w:val="single"/>
+        </w:rPr>
+      </w:pPr>
+      <w:r>
+        <w:rPr>
+          <w:rFonts w:hint="default" w:ascii="Calibri" w:hAnsi="Calibri" w:cs="Calibri"/>
+          <w:b/>
+          <w:bCs w:val="0"/>
+          <w:color w:val="auto"/>
+          <w:sz w:val="22"/>
+          <w:u w:val="single"/>
+        </w:rPr>
+        <w:t>IT Technician</w:t>
+      </w:r>
+    </w:p>
+    <w:p>
+      <w:pPr>
+        <w:spacing w:before="60" w:after="60" w:line="240" w:lineRule="auto"/>
+        <w:rPr>
+          <w:rFonts w:hint="default" w:ascii="Calibri" w:hAnsi="Calibri" w:cs="Calibri"/>
+          <w:b w:val="0"/>
+          <w:bCs/>
+          <w:color w:val="auto"/>
+          <w:sz w:val="22"/>
+        </w:rPr>
+      </w:pPr>
+      <w:r>
+        <w:rPr>
+          <w:rFonts w:hint="default" w:ascii="Calibri" w:hAnsi="Calibri" w:cs="Calibri"/>
+          <w:b w:val="0"/>
+          <w:bCs/>
+          <w:color w:val="auto"/>
+          <w:sz w:val="22"/>
+        </w:rPr>
+        <w:t>University of Eastern Philippines (UEP) (Internship)  |  Catarman, Northern Samar  |  Aug 2025</w:t>
+      </w:r>
+    </w:p>
+    <w:p>
+      <w:pPr>
+        <w:numPr>
+          <w:ilvl w:val="0"/>
+          <w:numId w:val="11"/>
+        </w:numPr>
+        <w:spacing w:before="60" w:after="60" w:line="240" w:lineRule="auto"/>
+        <w:ind w:left="420" w:leftChars="0" w:hanging="420" w:firstLineChars="0"/>
+        <w:rPr>
+          <w:rFonts w:hint="default" w:ascii="Calibri" w:hAnsi="Calibri" w:cs="Calibri"/>
+          <w:b w:val="0"/>
+          <w:bCs/>
+          <w:color w:val="auto"/>
+          <w:sz w:val="22"/>
+        </w:rPr>
+      </w:pPr>
+      <w:r>
+        <w:rPr>
+          <w:rFonts w:hint="default" w:ascii="Calibri" w:hAnsi="Calibri" w:cs="Calibri"/>
+          <w:b w:val="0"/>
+          <w:bCs/>
+          <w:color w:val="auto"/>
+          <w:sz w:val="22"/>
+        </w:rPr>
+        <w:t>Maintained university IT hardware assets, diagnosing technical issues, repairing workstation components, and configuring campus network connectivity.</w:t>
+      </w:r>
+    </w:p>
+    <w:p>
+      <w:pPr>
+        <w:numPr>
+          <w:ilvl w:val="0"/>
+          <w:numId w:val="12"/>
+        </w:numPr>
+        <w:spacing w:before="60" w:after="60" w:line="240" w:lineRule="auto"/>
+        <w:ind w:left="420" w:leftChars="0" w:hanging="420" w:firstLineChars="0"/>
+        <w:rPr>
+          <w:rFonts w:hint="default" w:ascii="Calibri" w:hAnsi="Calibri" w:cs="Calibri"/>
+          <w:b w:val="0"/>
+          <w:bCs/>
+          <w:color w:val="auto"/>
+          <w:sz w:val="22"/>
+        </w:rPr>
+      </w:pPr>
+      <w:r>
+        <w:rPr>
+          <w:rFonts w:hint="default" w:ascii="Calibri" w:hAnsi="Calibri" w:cs="Calibri"/>
+          <w:b w:val="0"/>
+          <w:bCs/>
+          <w:color w:val="auto"/>
+          <w:sz w:val="22"/>
+        </w:rPr>
+        <w:t>Utilized 3D modeling and animation software to develop digital visual assets for institutional projects.</w:t>
+      </w:r>
+    </w:p>
+    <w:p>
+      <w:pPr>
+        <w:spacing w:before="60" w:after="60" w:line="240" w:lineRule="auto"/>
+        <w:rPr>
+          <w:rFonts w:hint="default" w:ascii="Calibri" w:hAnsi="Calibri" w:cs="Calibri"/>
+          <w:b w:val="0"/>
+          <w:bCs/>
+          <w:color w:val="auto"/>
+          <w:sz w:val="22"/>
+        </w:rPr>
+      </w:pPr>
+    </w:p>
+    <w:p>
+      <w:pPr>
+        <w:spacing w:before="60" w:after="60" w:line="240" w:lineRule="auto"/>
+        <w:rPr>
+          <w:rFonts w:hint="default" w:ascii="Calibri" w:hAnsi="Calibri" w:cs="Calibri"/>
+          <w:b/>
+          <w:bCs w:val="0"/>
+          <w:color w:val="auto"/>
+          <w:sz w:val="22"/>
+          <w:u w:val="single"/>
+        </w:rPr>
+      </w:pPr>
+      <w:r>
+        <w:rPr>
+          <w:rFonts w:hint="default" w:ascii="Calibri" w:hAnsi="Calibri" w:cs="Calibri"/>
+          <w:b/>
+          <w:bCs w:val="0"/>
+          <w:color w:val="auto"/>
+          <w:sz w:val="22"/>
+          <w:u w:val="single"/>
+        </w:rPr>
+        <w:t>Graphic User Interface Designer &amp; Frontend Developer</w:t>
+      </w:r>
+    </w:p>
+    <w:p>
+      <w:pPr>
+        <w:spacing w:before="60" w:after="60" w:line="240" w:lineRule="auto"/>
+        <w:rPr>
+          <w:rFonts w:hint="default" w:ascii="Calibri" w:hAnsi="Calibri" w:cs="Calibri"/>
+          <w:b w:val="0"/>
+          <w:bCs/>
+          <w:color w:val="auto"/>
+          <w:sz w:val="22"/>
+        </w:rPr>
+      </w:pPr>
+      <w:r>
+        <w:rPr>
+          <w:rFonts w:hint="default" w:ascii="Calibri" w:hAnsi="Calibri" w:cs="Calibri"/>
+          <w:b w:val="0"/>
+          <w:bCs/>
+          <w:color w:val="auto"/>
+          <w:sz w:val="22"/>
+        </w:rPr>
+        <w:t>University of Eastern Philippines (UEP) (Internship)  |  Catarman, Northern Samar  |  Jan 2025 – Jul 2025</w:t>
+      </w:r>
+    </w:p>
+    <w:p>
+      <w:pPr>
+        <w:numPr>
+          <w:ilvl w:val="0"/>
+          <w:numId w:val="13"/>
+        </w:numPr>
+        <w:spacing w:before="60" w:after="60" w:line="240" w:lineRule="auto"/>
+        <w:ind w:left="420" w:leftChars="0" w:hanging="420" w:firstLineChars="0"/>
+        <w:rPr>
+          <w:rFonts w:hint="default" w:ascii="Calibri" w:hAnsi="Calibri" w:cs="Calibri"/>
+          <w:b w:val="0"/>
+          <w:bCs/>
+          <w:color w:val="auto"/>
+          <w:sz w:val="22"/>
+        </w:rPr>
+      </w:pPr>
+      <w:r>
+        <w:rPr>
+          <w:rFonts w:hint="default" w:ascii="Calibri" w:hAnsi="Calibri" w:cs="Calibri"/>
+          <w:b w:val="0"/>
+          <w:bCs/>
+          <w:color w:val="auto"/>
+          <w:sz w:val="22"/>
+        </w:rPr>
+        <w:t>Served as UI/UX and Frontend Designer in a specialized development team alongside professors and senior developers to build the official UEP eAdmission Portal.</w:t>
+      </w:r>
+    </w:p>
+    <w:p>
+      <w:pPr>
+        <w:numPr>
+          <w:ilvl w:val="0"/>
+          <w:numId w:val="14"/>
+        </w:numPr>
+        <w:spacing w:before="60" w:after="60" w:line="240" w:lineRule="auto"/>
+        <w:ind w:left="420" w:leftChars="0" w:hanging="420" w:firstLineChars="0"/>
+        <w:rPr>
+          <w:rFonts w:hint="default" w:ascii="Calibri" w:hAnsi="Calibri" w:cs="Calibri"/>
+          <w:b w:val="0"/>
+          <w:bCs/>
+          <w:color w:val="auto"/>
+          <w:sz w:val="22"/>
+        </w:rPr>
+      </w:pPr>
+      <w:r>
+        <w:rPr>
+          <w:rFonts w:hint="default" w:ascii="Calibri" w:hAnsi="Calibri" w:cs="Calibri"/>
+          <w:b w:val="0"/>
+          <w:bCs/>
+          <w:color w:val="auto"/>
+          <w:sz w:val="22"/>
+        </w:rPr>
+        <w:t>Designed user interfaces, custom graphic assets, interactive GIFs, and layout components using TypeScript and CSS to enhance user experience for incoming university applicants.</w:t>
+      </w:r>
+    </w:p>
+    <w:p>
+      <w:pPr>
+        <w:numPr>
+          <w:ilvl w:val="0"/>
+          <w:numId w:val="15"/>
+        </w:numPr>
+        <w:spacing w:before="60" w:after="60" w:line="240" w:lineRule="auto"/>
+        <w:ind w:left="420" w:leftChars="0" w:hanging="420" w:firstLineChars="0"/>
+        <w:rPr>
+          <w:rFonts w:hint="default" w:ascii="Calibri" w:hAnsi="Calibri" w:cs="Calibri"/>
+          <w:b w:val="0"/>
+          <w:bCs/>
+          <w:color w:val="auto"/>
+          <w:sz w:val="22"/>
+        </w:rPr>
+      </w:pPr>
+      <w:r>
+        <w:rPr>
+          <w:rFonts w:hint="default" w:ascii="Calibri" w:hAnsi="Calibri" w:cs="Calibri"/>
+          <w:b w:val="0"/>
+          <w:bCs/>
+          <w:color w:val="auto"/>
+          <w:sz w:val="22"/>
+        </w:rPr>
+        <w:t>Engineered responsive web interfaces prioritizing accessibility and visual appeal for high-volume public enrollment traffic.</w:t>
+      </w:r>
+    </w:p>
+    <w:p>
+      <w:pPr>
+        <w:spacing w:before="60" w:after="60" w:line="240" w:lineRule="auto"/>
+        <w:rPr>
+          <w:rFonts w:hint="default" w:ascii="Calibri" w:hAnsi="Calibri" w:cs="Calibri"/>
+          <w:b w:val="0"/>
+          <w:bCs/>
+          <w:color w:val="auto"/>
+          <w:sz w:val="22"/>
+        </w:rPr>
+      </w:pPr>
+    </w:p>
+    <w:p>
+      <w:pPr>
+        <w:spacing w:before="60" w:after="60" w:line="240" w:lineRule="auto"/>
+        <w:rPr>
+          <w:rFonts w:hint="default" w:ascii="Calibri" w:hAnsi="Calibri" w:cs="Calibri"/>
+          <w:b/>
+          <w:bCs w:val="0"/>
+          <w:color w:val="auto"/>
+          <w:sz w:val="22"/>
+          <w:u w:val="single"/>
+        </w:rPr>
+      </w:pPr>
+      <w:r>
+        <w:rPr>
+          <w:rFonts w:hint="default" w:ascii="Calibri" w:hAnsi="Calibri" w:cs="Calibri"/>
+          <w:b/>
+          <w:bCs w:val="0"/>
+          <w:color w:val="auto"/>
+          <w:sz w:val="22"/>
+          <w:u w:val="single"/>
+        </w:rPr>
+        <w:t>EDUCATION</w:t>
+      </w:r>
+    </w:p>
+    <w:p>
+      <w:pPr>
+        <w:spacing w:before="60" w:after="60" w:line="240" w:lineRule="auto"/>
+        <w:rPr>
+          <w:rFonts w:hint="default" w:ascii="Calibri" w:hAnsi="Calibri" w:cs="Calibri"/>
+          <w:b w:val="0"/>
+          <w:bCs/>
+          <w:color w:val="auto"/>
+          <w:sz w:val="22"/>
+        </w:rPr>
+      </w:pPr>
+      <w:r>
+        <w:rPr>
+          <w:rFonts w:hint="default" w:ascii="Calibri" w:hAnsi="Calibri" w:cs="Calibri"/>
+          <w:b w:val="0"/>
+          <w:bCs/>
+          <w:color w:val="auto"/>
+          <w:sz w:val="22"/>
+        </w:rPr>
+        <w:t>Bachelor of Science in Information Technology</w:t>
+      </w:r>
+    </w:p>
+    <w:p>
+      <w:pPr>
+        <w:spacing w:before="60" w:after="60" w:line="240" w:lineRule="auto"/>
+        <w:rPr>
+          <w:rFonts w:hint="default" w:ascii="Calibri" w:hAnsi="Calibri" w:cs="Calibri"/>
+          <w:b w:val="0"/>
+          <w:bCs/>
+          <w:color w:val="auto"/>
+          <w:sz w:val="22"/>
+        </w:rPr>
+      </w:pPr>
+      <w:r>
+        <w:rPr>
+          <w:rFonts w:hint="default" w:ascii="Calibri" w:hAnsi="Calibri" w:cs="Calibri"/>
+          <w:b w:val="0"/>
+          <w:bCs/>
+          <w:color w:val="auto"/>
+          <w:sz w:val="22"/>
+        </w:rPr>
+        <w:t>University of Eastern Philippines (UEP)  |  Catarman, Northern Samar</w:t>
+      </w:r>
+    </w:p>
+    <w:p>
+      <w:pPr>
+        <w:spacing w:before="60" w:after="60" w:line="240" w:lineRule="auto"/>
+        <w:rPr>
+          <w:rFonts w:hint="default" w:ascii="Calibri" w:hAnsi="Calibri" w:cs="Calibri"/>
+          <w:b w:val="0"/>
+          <w:bCs/>
+          <w:color w:val="auto"/>
+          <w:sz w:val="22"/>
+        </w:rPr>
+      </w:pPr>
+    </w:p>
+    <w:p>
+      <w:pPr>
+        <w:spacing w:before="60" w:after="60" w:line="240" w:lineRule="auto"/>
+        <w:rPr>
+          <w:rFonts w:hint="default" w:ascii="Calibri" w:hAnsi="Calibri" w:cs="Calibri"/>
+          <w:b/>
+          <w:bCs w:val="0"/>
+          <w:color w:val="auto"/>
+          <w:sz w:val="22"/>
+          <w:u w:val="single"/>
+        </w:rPr>
+      </w:pPr>
+      <w:r>
+        <w:rPr>
+          <w:rFonts w:hint="default" w:ascii="Calibri" w:hAnsi="Calibri" w:cs="Calibri"/>
+          <w:b/>
+          <w:bCs w:val="0"/>
+          <w:color w:val="auto"/>
+          <w:sz w:val="22"/>
+          <w:u w:val="single"/>
+        </w:rPr>
+        <w:t>CORE COMPETENCIES &amp; TECHNICAL SKILLS</w:t>
+      </w:r>
+    </w:p>
+    <w:p>
+      <w:pPr>
+        <w:numPr>
+          <w:ilvl w:val="0"/>
+          <w:numId w:val="16"/>
+        </w:numPr>
+        <w:spacing w:before="60" w:after="60" w:line="240" w:lineRule="auto"/>
+        <w:ind w:left="420" w:leftChars="0" w:hanging="420" w:firstLineChars="0"/>
+        <w:rPr>
+          <w:rFonts w:hint="default" w:ascii="Calibri" w:hAnsi="Calibri" w:cs="Calibri"/>
+          <w:b w:val="0"/>
+          <w:bCs/>
+          <w:color w:val="auto"/>
+          <w:sz w:val="22"/>
+        </w:rPr>
+      </w:pPr>
+      <w:r>
+        <w:rPr>
+          <w:rFonts w:hint="default" w:ascii="Calibri" w:hAnsi="Calibri" w:cs="Calibri"/>
+          <w:b w:val="0"/>
+          <w:bCs/>
+          <w:color w:val="auto"/>
+          <w:sz w:val="22"/>
+        </w:rPr>
+        <w:t>Excel Architecture &amp; Data Management: Advanced MS Excel (Custom Spreadsheet Design, Multi-File Reconciliation, Automated Formatting, Data Validation), MS Office Suite, Administrative Record-Keeping</w:t>
+      </w:r>
+    </w:p>
+    <w:p>
+      <w:pPr>
+        <w:numPr>
+          <w:ilvl w:val="0"/>
+          <w:numId w:val="16"/>
+        </w:numPr>
+        <w:spacing w:before="60" w:after="60" w:line="240" w:lineRule="auto"/>
+        <w:ind w:left="420" w:leftChars="0" w:hanging="420" w:firstLineChars="0"/>
+        <w:rPr>
+          <w:rFonts w:hint="default" w:ascii="Calibri" w:hAnsi="Calibri" w:cs="Calibri"/>
+          <w:b w:val="0"/>
+          <w:bCs/>
+          <w:color w:val="auto"/>
+          <w:sz w:val="22"/>
+        </w:rPr>
+      </w:pPr>
+      <w:r>
+        <w:rPr>
+          <w:rFonts w:hint="default" w:ascii="Calibri" w:hAnsi="Calibri" w:cs="Calibri"/>
+          <w:b w:val="0"/>
+          <w:bCs/>
+          <w:color w:val="auto"/>
+          <w:sz w:val="22"/>
+        </w:rPr>
+        <w:t>Logistics &amp; Asset Tracking: Multi-site Hardware Distribution Management, Directory Verification, Equipment Allocation Tracking</w:t>
+      </w:r>
+    </w:p>
+    <w:p>
+      <w:pPr>
+        <w:numPr>
+          <w:ilvl w:val="0"/>
+          <w:numId w:val="16"/>
+        </w:numPr>
+        <w:spacing w:before="60" w:after="60" w:line="240" w:lineRule="auto"/>
+        <w:ind w:left="420" w:leftChars="0" w:hanging="420" w:firstLineChars="0"/>
+        <w:rPr>
+          <w:rFonts w:hint="default" w:ascii="Calibri" w:hAnsi="Calibri" w:cs="Calibri"/>
+          <w:b w:val="0"/>
+          <w:bCs/>
+          <w:color w:val="auto"/>
+          <w:sz w:val="22"/>
+        </w:rPr>
+      </w:pPr>
+      <w:r>
+        <w:rPr>
+          <w:rFonts w:hint="default" w:ascii="Calibri" w:hAnsi="Calibri" w:cs="Calibri"/>
+          <w:b w:val="0"/>
+          <w:bCs/>
+          <w:color w:val="auto"/>
+          <w:sz w:val="22"/>
+        </w:rPr>
+        <w:t>IT Infrastructure &amp; Maintenance: Workstation Setup, Hardware Diagnostics &amp; Repair, System Recovery, Operating Systems, Network Connectivity</w:t>
+      </w:r>
+    </w:p>
+    <w:p>
+      <w:pPr>
+        <w:numPr>
+          <w:ilvl w:val="0"/>
+          <w:numId w:val="16"/>
+        </w:numPr>
+        <w:spacing w:before="60" w:after="60" w:line="240" w:lineRule="auto"/>
+        <w:ind w:left="420" w:leftChars="0" w:hanging="420" w:firstLineChars="0"/>
+        <w:rPr>
+          <w:rFonts w:hint="default" w:ascii="Calibri" w:hAnsi="Calibri" w:cs="Calibri"/>
+          <w:b w:val="0"/>
+          <w:bCs/>
+          <w:color w:val="auto"/>
+          <w:sz w:val="22"/>
+        </w:rPr>
+      </w:pPr>
+      <w:r>
+        <w:rPr>
+          <w:rFonts w:hint="default" w:ascii="Calibri" w:hAnsi="Calibri" w:cs="Calibri"/>
+          <w:b w:val="0"/>
+          <w:bCs/>
+          <w:color w:val="auto"/>
+          <w:sz w:val="22"/>
+        </w:rPr>
+        <w:t>UI/UX &amp; Frontend Development: TypeScript, CSS, HTML5, React Native, C#, User Interface Design, Graphic Design, Web Layout Optimization</w:t>
+      </w:r>
+    </w:p>
+    <w:p>
+      <w:pPr>
+        <w:numPr>
+          <w:ilvl w:val="0"/>
+          <w:numId w:val="16"/>
+        </w:numPr>
+        <w:spacing w:before="60" w:after="60" w:line="240" w:lineRule="auto"/>
+        <w:ind w:left="420" w:leftChars="0" w:hanging="420" w:firstLineChars="0"/>
+        <w:rPr>
+          <w:rFonts w:hint="default" w:ascii="Calibri" w:hAnsi="Calibri" w:cs="Calibri"/>
+          <w:b w:val="0"/>
+          <w:bCs/>
+          <w:color w:val="auto"/>
+          <w:sz w:val="22"/>
+        </w:rPr>
+      </w:pPr>
+      <w:r>
+        <w:rPr>
+          <w:rFonts w:hint="default" w:ascii="Calibri" w:hAnsi="Calibri" w:cs="Calibri"/>
+          <w:b w:val="0"/>
+          <w:bCs/>
+          <w:color w:val="auto"/>
+          <w:sz w:val="22"/>
+        </w:rPr>
+        <w:t>Software &amp; Tools: VS Code, Git/GitHub, Blender (3D Modeling &amp; Animation)</w:t>
+      </w:r>
+    </w:p>
+    <w:p>
+      <w:pPr>
+        <w:numPr>
+          <w:ilvl w:val="0"/>
+          <w:numId w:val="16"/>
+        </w:numPr>
+        <w:spacing w:before="60" w:after="60" w:line="240" w:lineRule="auto"/>
+        <w:ind w:left="420" w:leftChars="0" w:hanging="420" w:firstLineChars="0"/>
+        <w:rPr>
+          <w:rFonts w:hint="default" w:ascii="Arial" w:hAnsi="Arial" w:cs="Arial"/>
+          <w:b w:val="0"/>
+          <w:bCs/>
+          <w:color w:val="auto"/>
+          <w:sz w:val="22"/>
+        </w:rPr>
+      </w:pPr>
+      <w:r>
+        <w:rPr>
+          <w:rFonts w:hint="default" w:ascii="Calibri" w:hAnsi="Calibri" w:cs="Calibri"/>
+          <w:b w:val="0"/>
+          <w:bCs/>
+          <w:color w:val="auto"/>
+          <w:sz w:val="22"/>
+        </w:rPr>
+        <w:t>Civil Service Status: Career Service Eligible / Civil Service Exam Preparation (2026)</w:t>
+      </w:r>
+    </w:p>
+    <w:p>
+      <w:pPr>
+        <w:spacing w:before="60" w:after="60" w:line="240" w:lineRule="auto"/>
+        <w:rPr>
+          <w:rFonts w:hint="default" w:cs="Arial"/>
+          <w:b w:val="0"/>
+          <w:bCs/>
+          <w:color w:val="auto"/>
+          <w:sz w:val="22"/>
+          <w:lang w:val="en-US"/>
+        </w:rPr>
+      </w:pPr>
+    </w:p>
+    <w:p>
+      <w:pPr>
+        <w:spacing w:before="60" w:after="60" w:line="240" w:lineRule="auto"/>
+        <w:rPr>
+          <w:rFonts w:hint="default" w:cs="Arial"/>
+          <w:b w:val="0"/>
+          <w:bCs/>
+          <w:color w:val="auto"/>
+          <w:sz w:val="22"/>
+          <w:lang w:val="en-US"/>
+        </w:rPr>
+      </w:pPr>
+    </w:p>
+    <w:p>
+      <w:pPr>
+        <w:spacing w:before="60" w:after="60" w:line="240" w:lineRule="auto"/>
+        <w:rPr>
+          <w:rFonts w:hint="default" w:cs="Arial"/>
+          <w:b w:val="0"/>
+          <w:bCs/>
+          <w:color w:val="auto"/>
+          <w:sz w:val="22"/>
+          <w:lang w:val="en-PH"/>
+        </w:rPr>
+      </w:pPr>
+      <w:r>
+        <w:rPr>
+          <w:rFonts w:hint="default" w:cs="Arial"/>
+          <w:b w:val="0"/>
+          <w:bCs/>
+          <w:color w:val="auto"/>
+          <w:sz w:val="22"/>
+          <w:lang w:val="en-PH"/>
+        </w:rPr>
+        <w:t xml:space="preserve">For Additional Information you can visit my Profile Website at: </w:t>
+      </w:r>
+    </w:p>
+    <w:p>
+      <w:pPr>
+        <w:spacing w:before="60" w:after="60" w:line="240" w:lineRule="auto"/>
+        <w:rPr>
+          <w:rFonts w:hint="default" w:cs="Arial"/>
+          <w:b w:val="0"/>
+          <w:bCs/>
+          <w:color w:val="0000FF"/>
+          <w:sz w:val="22"/>
+          <w:lang w:val="en-PH"/>
+        </w:rPr>
+      </w:pPr>
+      <w:r>
+        <w:rPr>
+          <w:rFonts w:hint="default" w:cs="Arial"/>
+          <w:b w:val="0"/>
+          <w:bCs/>
+          <w:color w:val="0000FF"/>
+          <w:sz w:val="22"/>
+          <w:lang w:val="en-PH"/>
+        </w:rPr>
+        <w:t>https://profilev1nc3website.netlify.app/#contact</w:t>
       </w:r>
       <w:bookmarkStart w:id="0" w:name="_GoBack"/>
       <w:bookmarkEnd w:id="0"/>
     </w:p>
     <w:p>
       <w:pPr>
-        <w:keepNext/>
-        <w:spacing w:before="60" w:after="20"/>
+        <w:spacing w:before="60" w:after="60" w:line="240" w:lineRule="auto"/>
+        <w:rPr>
+          <w:rFonts w:hint="default" w:ascii="Arial" w:hAnsi="Arial" w:cs="Arial"/>
+          <w:b w:val="0"/>
+          <w:bCs/>
+          <w:color w:val="auto"/>
+          <w:sz w:val="22"/>
+          <w:lang w:val="en-US"/>
+        </w:rPr>
       </w:pPr>
       <w:r>
         <w:rPr>
-          <w:b/>
-          <w:color w:val="1B365D"/>
-          <w:sz w:val="21"/>
+          <w:rFonts w:hint="default" w:cs="Arial"/>
+          <w:b w:val="0"/>
+          <w:bCs/>
+          <w:color w:val="auto"/>
+          <w:sz w:val="22"/>
+          <w:lang w:val="en-US"/>
         </w:rPr>
-        <w:t>IT Support Specialist</w:t>
-      </w:r>
-    </w:p>
-    <w:p>
-      <w:pPr>
-        <w:keepNext/>
-        <w:spacing w:after="60"/>
-      </w:pPr>
-      <w:r>
-        <w:rPr>
-          <w:i/>
-          <w:color w:val="646464"/>
-          <w:sz w:val="18"/>
-        </w:rPr>
-        <w:t>DepEd Philippines (Contract)  |  Catarman, Eastern Visayas, Philippines  |  Jan 2026 – May 2026</w:t>
-      </w:r>
-    </w:p>
-    <w:p>
-      <w:pPr>
-        <w:pStyle w:val="23"/>
-        <w:spacing w:after="40"/>
-      </w:pPr>
-      <w:r>
-        <w:t>Provided on-site IT infrastructure and technical support, maintaining hardware, operating systems, and network configurations across administrative offices.</w:t>
-      </w:r>
-    </w:p>
-    <w:p>
-      <w:pPr>
-        <w:pStyle w:val="23"/>
-        <w:spacing w:after="40"/>
-      </w:pPr>
-      <w:r>
-        <w:t>Executed system recovery operations, credential troubleshooting, and peripheral maintenance to ensure continuous operational uptime.</w:t>
-      </w:r>
-    </w:p>
-    <w:p>
-      <w:pPr>
-        <w:pStyle w:val="23"/>
-        <w:spacing w:after="100"/>
-      </w:pPr>
-      <w:r>
-        <w:t>Managed regional educational datasets in Excel, automating data cleaning, extraction, and missing entry verification for municipal school directories.</w:t>
-      </w:r>
-    </w:p>
-    <w:p>
-      <w:pPr>
-        <w:keepNext/>
-        <w:spacing w:before="60" w:after="20"/>
-      </w:pPr>
-      <w:r>
-        <w:rPr>
-          <w:b/>
-          <w:color w:val="1B365D"/>
-          <w:sz w:val="21"/>
-        </w:rPr>
-        <w:t>Parttime Lecturer</w:t>
-      </w:r>
-    </w:p>
-    <w:p>
-      <w:pPr>
-        <w:keepNext/>
-        <w:spacing w:after="60"/>
-      </w:pPr>
-      <w:r>
-        <w:rPr>
-          <w:i/>
-          <w:color w:val="646464"/>
-          <w:sz w:val="18"/>
-        </w:rPr>
-        <w:t>University of Eastern Philippines (UEP) (Contract)  |  Catarman, Northern Samar  |  Aug 2025 – Dec 2025</w:t>
-      </w:r>
-    </w:p>
-    <w:p>
-      <w:pPr>
-        <w:pStyle w:val="23"/>
-        <w:spacing w:after="40"/>
-      </w:pPr>
-      <w:r>
-        <w:t>Delivered undergraduate IT and technical instruction, preparing course modules and evaluating student performance in computer technology fundamentals.</w:t>
-      </w:r>
-    </w:p>
-    <w:p>
-      <w:pPr>
-        <w:pStyle w:val="23"/>
-        <w:spacing w:after="100"/>
-      </w:pPr>
-      <w:r>
-        <w:t>Mentored students in practical software and hardware applications, fostering technical skill acquisition aligned with academic standards.</w:t>
-      </w:r>
-    </w:p>
-    <w:p>
-      <w:pPr>
-        <w:keepNext/>
-        <w:spacing w:before="60" w:after="20"/>
-      </w:pPr>
-      <w:r>
-        <w:rPr>
-          <w:b/>
-          <w:color w:val="1B365D"/>
-          <w:sz w:val="21"/>
-        </w:rPr>
-        <w:t>Graphic User Interface Designer &amp; Frontend Developer</w:t>
-      </w:r>
-    </w:p>
-    <w:p>
-      <w:pPr>
-        <w:keepNext/>
-        <w:spacing w:after="60"/>
-      </w:pPr>
-      <w:r>
-        <w:rPr>
-          <w:i/>
-          <w:color w:val="646464"/>
-          <w:sz w:val="18"/>
-        </w:rPr>
-        <w:t>University of Eastern Philippines (UEP) (Internship)  |  Catarman, Northern Samar  |  Jan 2025 – Jul 2025</w:t>
-      </w:r>
-    </w:p>
-    <w:p>
-      <w:pPr>
-        <w:pStyle w:val="23"/>
-        <w:spacing w:after="40"/>
-      </w:pPr>
-      <w:r>
-        <w:t>Served as UI/UX and Frontend Designer in a specialized development team alongside professors and senior developers to build the official UEP eAdmission Portal.</w:t>
-      </w:r>
-    </w:p>
-    <w:p>
-      <w:pPr>
-        <w:pStyle w:val="23"/>
-        <w:spacing w:after="40"/>
-      </w:pPr>
-      <w:r>
-        <w:t>Designed user interfaces, custom graphic assets, interactive GIFs, and layout components using TypeScript and CSS to enhance user experience for incoming university applicants.</w:t>
-      </w:r>
-    </w:p>
-    <w:p>
-      <w:pPr>
-        <w:pStyle w:val="23"/>
-        <w:spacing w:after="100"/>
-      </w:pPr>
-      <w:r>
-        <w:t>Engineered responsive web interfaces prioritizing accessibility and visual appeal for high-volume public enrollment traffic.</w:t>
-      </w:r>
-    </w:p>
-    <w:p>
-      <w:pPr>
-        <w:keepNext/>
-        <w:spacing w:before="60" w:after="20"/>
-      </w:pPr>
-      <w:r>
-        <w:rPr>
-          <w:b/>
-          <w:color w:val="1B365D"/>
-          <w:sz w:val="21"/>
-        </w:rPr>
-        <w:t>IT Technician</w:t>
-      </w:r>
-    </w:p>
-    <w:p>
-      <w:pPr>
-        <w:keepNext/>
-        <w:spacing w:after="60"/>
-      </w:pPr>
-      <w:r>
-        <w:rPr>
-          <w:i/>
-          <w:color w:val="646464"/>
-          <w:sz w:val="18"/>
-        </w:rPr>
-        <w:t>University of Eastern Philippines (UEP) (Internship)  |  Catarman, Northern Samar  |  Aug 202</w:t>
-      </w:r>
-      <w:r>
-        <w:rPr>
-          <w:rFonts w:hint="default"/>
-          <w:i/>
-          <w:color w:val="646464"/>
-          <w:sz w:val="18"/>
-          <w:lang w:val="en-PH"/>
-        </w:rPr>
-        <w:t>5</w:t>
-      </w:r>
-      <w:r>
-        <w:rPr>
-          <w:i/>
-          <w:color w:val="646464"/>
-          <w:sz w:val="18"/>
-        </w:rPr>
-        <w:t xml:space="preserve"> </w:t>
-      </w:r>
-    </w:p>
-    <w:p>
-      <w:pPr>
-        <w:pStyle w:val="23"/>
-        <w:spacing w:after="40"/>
-      </w:pPr>
-      <w:r>
-        <w:t>Maintained university IT hardware assets, diagnosing technical issues, repairing workstation components, and configuring campus network connectivity.</w:t>
-      </w:r>
-    </w:p>
-    <w:p>
-      <w:pPr>
-        <w:pStyle w:val="23"/>
-        <w:spacing w:after="100"/>
-      </w:pPr>
-      <w:r>
-        <w:t>Utilized 3D modeling and animation software to develop digital visual assets for institutional projects.</w:t>
-      </w:r>
-    </w:p>
-    <w:p>
-      <w:pPr>
-        <w:keepNext/>
-        <w:pBdr>
-          <w:bottom w:val="single" w:color="1B365D" w:sz="6" w:space="4"/>
-        </w:pBdr>
-        <w:spacing w:before="200" w:after="60"/>
-      </w:pPr>
-      <w:r>
-        <w:rPr>
-          <w:b/>
-          <w:color w:val="1B365D"/>
-          <w:sz w:val="22"/>
-        </w:rPr>
-        <w:t>EDUCATION</w:t>
-      </w:r>
-    </w:p>
-    <w:p>
-      <w:pPr>
-        <w:spacing w:before="60" w:after="20"/>
-      </w:pPr>
-      <w:r>
-        <w:rPr>
-          <w:b/>
-          <w:color w:val="1B365D"/>
-          <w:sz w:val="21"/>
-        </w:rPr>
-        <w:t>Bachelor of Science in Information Technology</w:t>
-      </w:r>
-    </w:p>
-    <w:p>
-      <w:pPr>
-        <w:spacing w:after="100"/>
-      </w:pPr>
-      <w:r>
-        <w:rPr>
-          <w:i/>
-          <w:color w:val="646464"/>
-          <w:sz w:val="18"/>
-        </w:rPr>
-        <w:t>University of Eastern Philippines (UEP)  |  Catarman, Northern Samar</w:t>
-      </w:r>
-    </w:p>
-    <w:p>
-      <w:pPr>
-        <w:keepNext/>
-        <w:pBdr>
-          <w:bottom w:val="single" w:color="1B365D" w:sz="6" w:space="4"/>
-        </w:pBdr>
-        <w:spacing w:before="200" w:after="60"/>
-      </w:pPr>
-      <w:r>
-        <w:rPr>
-          <w:b/>
-          <w:color w:val="1B365D"/>
-          <w:sz w:val="22"/>
-        </w:rPr>
-        <w:t>CORE COMPETENCIES &amp; TECHNICAL SKILLS</w:t>
-      </w:r>
-    </w:p>
-    <w:p>
-      <w:pPr>
-        <w:pStyle w:val="23"/>
-        <w:spacing w:after="40"/>
-      </w:pPr>
-      <w:r>
-        <w:rPr>
-          <w:b/>
-        </w:rPr>
-        <w:t xml:space="preserve">UI/UX &amp; Frontend Development: </w:t>
-      </w:r>
-      <w:r>
-        <w:t>TypeScript, CSS, HTML5, React Native, C#, User Interface Design, Graphic Design, Web Layout Optimization</w:t>
-      </w:r>
-    </w:p>
-    <w:p>
-      <w:pPr>
-        <w:pStyle w:val="23"/>
-        <w:spacing w:after="40"/>
-      </w:pPr>
-      <w:r>
-        <w:rPr>
-          <w:b/>
-        </w:rPr>
-        <w:t xml:space="preserve">IT Infrastructure &amp; Maintenance: </w:t>
-      </w:r>
-      <w:r>
-        <w:t>Hardware Repair, System Recovery, Operating Systems, Network Connectivity, Workstation Setup</w:t>
-      </w:r>
-    </w:p>
-    <w:p>
-      <w:pPr>
-        <w:pStyle w:val="23"/>
-        <w:spacing w:after="40"/>
-      </w:pPr>
-      <w:r>
-        <w:rPr>
-          <w:b/>
-        </w:rPr>
-        <w:t xml:space="preserve">Software &amp; Tools: </w:t>
-      </w:r>
-      <w:r>
-        <w:t>VS Code, Git/GitHub, MS Excel (Advanced Data Processing), Blender (3D Modeling &amp; Animation)</w:t>
-      </w:r>
-    </w:p>
-    <w:p>
-      <w:pPr>
-        <w:pStyle w:val="23"/>
-        <w:spacing w:after="100"/>
-      </w:pPr>
-      <w:r>
-        <w:rPr>
-          <w:b/>
-        </w:rPr>
-        <w:t xml:space="preserve">Civil Service Status: </w:t>
-      </w:r>
-      <w:r>
-        <w:t>Career Service Eligible / Civil Service Exam Preparation (2026)</w:t>
-      </w:r>
-    </w:p>
-    <w:p>
-      <w:pPr>
-        <w:keepNext/>
-        <w:pBdr>
-          <w:bottom w:val="single" w:color="1B365D" w:sz="6" w:space="4"/>
-        </w:pBdr>
-        <w:spacing w:before="200" w:after="60"/>
-      </w:pPr>
-      <w:r>
-        <w:rPr>
-          <w:b/>
-          <w:color w:val="1B365D"/>
-          <w:sz w:val="22"/>
-        </w:rPr>
-        <w:t>CHARACTER REFERENCES</w:t>
-      </w:r>
-    </w:p>
-    <w:p>
-      <w:pPr>
-        <w:spacing w:before="60" w:after="60"/>
-      </w:pPr>
-      <w:r>
-        <w:t>Available upon request.</w:t>
+        <w:t>______________________________________________________________________________</w:t>
       </w:r>
     </w:p>
     <w:sectPr>
-      <w:pgSz w:w="12240" w:h="20160"/>
+      <w:pgSz w:w="11906" w:h="16838"/>
       <w:pgMar w:top="1080" w:right="1080" w:bottom="1080" w:left="1080" w:header="720" w:footer="720" w:gutter="0"/>
       <w:cols w:space="720" w:num="1"/>
       <w:docGrid w:linePitch="360" w:charSpace="0"/>
@@ -605,6 +1264,86 @@
 <file path=word/numbering.xml><?xml version="1.0" encoding="utf-8"?>
 <w:numbering xmlns:wpc="http://schemas.microsoft.com/office/word/2010/wordprocessingCanvas" xmlns:mc="http://schemas.openxmlformats.org/markup-compatibility/2006" xmlns:o="urn:schemas-microsoft-com:office:office" xmlns:r="http://schemas.openxmlformats.org/officeDocument/2006/relationships" xmlns:m="http://schemas.openxmlformats.org/officeDocument/2006/math" xmlns:v="urn:schemas-microsoft-com:vml" xmlns:wp14="http://schemas.microsoft.com/office/word/2010/wordprocessingDrawing" xmlns:wp="http://schemas.openxmlformats.org/drawingml/2006/wordprocessingDrawing" xmlns:w10="urn:schemas-microsoft-com:office:word" xmlns:w="http://schemas.openxmlformats.org/wordprocessingml/2006/main" xmlns:w14="http://schemas.microsoft.com/office/word/2010/wordml" xmlns:wpg="http://schemas.microsoft.com/office/word/2010/wordprocessingGroup" xmlns:wpi="http://schemas.microsoft.com/office/word/2010/wordprocessingInk" xmlns:wne="http://schemas.microsoft.com/office/word/2006/wordml" xmlns:wps="http://schemas.microsoft.com/office/word/2010/wordprocessingShape" xmlns:wpsCustomData="http://www.wps.cn/officeDocument/2013/wpsCustomData" mc:Ignorable="w14 wp14">
   <w:abstractNum w:abstractNumId="0">
+    <w:nsid w:val="8EC50857"/>
+    <w:multiLevelType w:val="singleLevel"/>
+    <w:tmpl w:val="8EC50857"/>
+    <w:lvl w:ilvl="0" w:tentative="0">
+      <w:start w:val="1"/>
+      <w:numFmt w:val="bullet"/>
+      <w:lvlText w:val=""/>
+      <w:lvlJc w:val="left"/>
+      <w:pPr>
+        <w:tabs>
+          <w:tab w:val="left" w:pos="420"/>
+        </w:tabs>
+        <w:ind w:left="420" w:leftChars="0" w:hanging="420" w:firstLineChars="0"/>
+      </w:pPr>
+      <w:rPr>
+        <w:rFonts w:hint="default" w:ascii="Wingdings" w:hAnsi="Wingdings"/>
+      </w:rPr>
+    </w:lvl>
+  </w:abstractNum>
+  <w:abstractNum w:abstractNumId="1">
+    <w:nsid w:val="995AB94D"/>
+    <w:multiLevelType w:val="singleLevel"/>
+    <w:tmpl w:val="995AB94D"/>
+    <w:lvl w:ilvl="0" w:tentative="0">
+      <w:start w:val="1"/>
+      <w:numFmt w:val="bullet"/>
+      <w:lvlText w:val=""/>
+      <w:lvlJc w:val="left"/>
+      <w:pPr>
+        <w:tabs>
+          <w:tab w:val="left" w:pos="420"/>
+        </w:tabs>
+        <w:ind w:left="420" w:leftChars="0" w:hanging="420" w:firstLineChars="0"/>
+      </w:pPr>
+      <w:rPr>
+        <w:rFonts w:hint="default" w:ascii="Wingdings" w:hAnsi="Wingdings"/>
+      </w:rPr>
+    </w:lvl>
+  </w:abstractNum>
+  <w:abstractNum w:abstractNumId="2">
+    <w:nsid w:val="E448D79D"/>
+    <w:multiLevelType w:val="singleLevel"/>
+    <w:tmpl w:val="E448D79D"/>
+    <w:lvl w:ilvl="0" w:tentative="0">
+      <w:start w:val="1"/>
+      <w:numFmt w:val="bullet"/>
+      <w:lvlText w:val=""/>
+      <w:lvlJc w:val="left"/>
+      <w:pPr>
+        <w:tabs>
+          <w:tab w:val="left" w:pos="420"/>
+        </w:tabs>
+        <w:ind w:left="420" w:leftChars="0" w:hanging="420" w:firstLineChars="0"/>
+      </w:pPr>
+      <w:rPr>
+        <w:rFonts w:hint="default" w:ascii="Wingdings" w:hAnsi="Wingdings"/>
+      </w:rPr>
+    </w:lvl>
+  </w:abstractNum>
+  <w:abstractNum w:abstractNumId="3">
+    <w:nsid w:val="F5B31F6D"/>
+    <w:multiLevelType w:val="singleLevel"/>
+    <w:tmpl w:val="F5B31F6D"/>
+    <w:lvl w:ilvl="0" w:tentative="0">
+      <w:start w:val="1"/>
+      <w:numFmt w:val="bullet"/>
+      <w:lvlText w:val=""/>
+      <w:lvlJc w:val="left"/>
+      <w:pPr>
+        <w:tabs>
+          <w:tab w:val="left" w:pos="420"/>
+        </w:tabs>
+        <w:ind w:left="420" w:leftChars="0" w:hanging="420" w:firstLineChars="0"/>
+      </w:pPr>
+      <w:rPr>
+        <w:rFonts w:hint="default" w:ascii="Wingdings" w:hAnsi="Wingdings"/>
+      </w:rPr>
+    </w:lvl>
+  </w:abstractNum>
+  <w:abstractNum w:abstractNumId="4">
     <w:nsid w:val="FFFFFF7E"/>
     <w:multiLevelType w:val="singleLevel"/>
     <w:tmpl w:val="FFFFFF7E"/>
@@ -622,7 +1361,7 @@
       </w:pPr>
     </w:lvl>
   </w:abstractNum>
-  <w:abstractNum w:abstractNumId="1">
+  <w:abstractNum w:abstractNumId="5">
     <w:nsid w:val="FFFFFF7F"/>
     <w:multiLevelType w:val="singleLevel"/>
     <w:tmpl w:val="FFFFFF7F"/>
@@ -640,7 +1379,7 @@
       </w:pPr>
     </w:lvl>
   </w:abstractNum>
-  <w:abstractNum w:abstractNumId="2">
+  <w:abstractNum w:abstractNumId="6">
     <w:nsid w:val="FFFFFF82"/>
     <w:multiLevelType w:val="singleLevel"/>
     <w:tmpl w:val="FFFFFF82"/>
@@ -661,7 +1400,7 @@
       </w:rPr>
     </w:lvl>
   </w:abstractNum>
-  <w:abstractNum w:abstractNumId="3">
+  <w:abstractNum w:abstractNumId="7">
     <w:nsid w:val="FFFFFF83"/>
     <w:multiLevelType w:val="singleLevel"/>
     <w:tmpl w:val="FFFFFF83"/>
@@ -682,7 +1421,7 @@
       </w:rPr>
     </w:lvl>
   </w:abstractNum>
-  <w:abstractNum w:abstractNumId="4">
+  <w:abstractNum w:abstractNumId="8">
     <w:nsid w:val="FFFFFF88"/>
     <w:multiLevelType w:val="singleLevel"/>
     <w:tmpl w:val="FFFFFF88"/>
@@ -700,7 +1439,7 @@
       </w:pPr>
     </w:lvl>
   </w:abstractNum>
-  <w:abstractNum w:abstractNumId="5">
+  <w:abstractNum w:abstractNumId="9">
     <w:nsid w:val="FFFFFF89"/>
     <w:multiLevelType w:val="singleLevel"/>
     <w:tmpl w:val="FFFFFF89"/>
@@ -721,22 +1460,172 @@
       </w:rPr>
     </w:lvl>
   </w:abstractNum>
+  <w:abstractNum w:abstractNumId="10">
+    <w:nsid w:val="09F57792"/>
+    <w:multiLevelType w:val="singleLevel"/>
+    <w:tmpl w:val="09F57792"/>
+    <w:lvl w:ilvl="0" w:tentative="0">
+      <w:start w:val="1"/>
+      <w:numFmt w:val="bullet"/>
+      <w:lvlText w:val=""/>
+      <w:lvlJc w:val="left"/>
+      <w:pPr>
+        <w:tabs>
+          <w:tab w:val="left" w:pos="420"/>
+        </w:tabs>
+        <w:ind w:left="420" w:leftChars="0" w:hanging="420" w:firstLineChars="0"/>
+      </w:pPr>
+      <w:rPr>
+        <w:rFonts w:hint="default" w:ascii="Wingdings" w:hAnsi="Wingdings"/>
+      </w:rPr>
+    </w:lvl>
+  </w:abstractNum>
+  <w:abstractNum w:abstractNumId="11">
+    <w:nsid w:val="1C41FF5D"/>
+    <w:multiLevelType w:val="singleLevel"/>
+    <w:tmpl w:val="1C41FF5D"/>
+    <w:lvl w:ilvl="0" w:tentative="0">
+      <w:start w:val="1"/>
+      <w:numFmt w:val="bullet"/>
+      <w:lvlText w:val=""/>
+      <w:lvlJc w:val="left"/>
+      <w:pPr>
+        <w:tabs>
+          <w:tab w:val="left" w:pos="420"/>
+        </w:tabs>
+        <w:ind w:left="420" w:leftChars="0" w:hanging="420" w:firstLineChars="0"/>
+      </w:pPr>
+      <w:rPr>
+        <w:rFonts w:hint="default" w:ascii="Wingdings" w:hAnsi="Wingdings"/>
+      </w:rPr>
+    </w:lvl>
+  </w:abstractNum>
+  <w:abstractNum w:abstractNumId="12">
+    <w:nsid w:val="1F84DCE4"/>
+    <w:multiLevelType w:val="singleLevel"/>
+    <w:tmpl w:val="1F84DCE4"/>
+    <w:lvl w:ilvl="0" w:tentative="0">
+      <w:start w:val="1"/>
+      <w:numFmt w:val="bullet"/>
+      <w:lvlText w:val=""/>
+      <w:lvlJc w:val="left"/>
+      <w:pPr>
+        <w:tabs>
+          <w:tab w:val="left" w:pos="420"/>
+        </w:tabs>
+        <w:ind w:left="420" w:leftChars="0" w:hanging="420" w:firstLineChars="0"/>
+      </w:pPr>
+      <w:rPr>
+        <w:rFonts w:hint="default" w:ascii="Wingdings" w:hAnsi="Wingdings"/>
+      </w:rPr>
+    </w:lvl>
+  </w:abstractNum>
+  <w:abstractNum w:abstractNumId="13">
+    <w:nsid w:val="2E395B74"/>
+    <w:multiLevelType w:val="singleLevel"/>
+    <w:tmpl w:val="2E395B74"/>
+    <w:lvl w:ilvl="0" w:tentative="0">
+      <w:start w:val="1"/>
+      <w:numFmt w:val="bullet"/>
+      <w:lvlText w:val=""/>
+      <w:lvlJc w:val="left"/>
+      <w:pPr>
+        <w:tabs>
+          <w:tab w:val="left" w:pos="420"/>
+        </w:tabs>
+        <w:ind w:left="420" w:leftChars="0" w:hanging="420" w:firstLineChars="0"/>
+      </w:pPr>
+      <w:rPr>
+        <w:rFonts w:hint="default" w:ascii="Wingdings" w:hAnsi="Wingdings"/>
+      </w:rPr>
+    </w:lvl>
+  </w:abstractNum>
+  <w:abstractNum w:abstractNumId="14">
+    <w:nsid w:val="6E1F2E51"/>
+    <w:multiLevelType w:val="singleLevel"/>
+    <w:tmpl w:val="6E1F2E51"/>
+    <w:lvl w:ilvl="0" w:tentative="0">
+      <w:start w:val="1"/>
+      <w:numFmt w:val="bullet"/>
+      <w:lvlText w:val=""/>
+      <w:lvlJc w:val="left"/>
+      <w:pPr>
+        <w:tabs>
+          <w:tab w:val="left" w:pos="420"/>
+        </w:tabs>
+        <w:ind w:left="420" w:leftChars="0" w:hanging="420" w:firstLineChars="0"/>
+      </w:pPr>
+      <w:rPr>
+        <w:rFonts w:hint="default" w:ascii="Wingdings" w:hAnsi="Wingdings"/>
+      </w:rPr>
+    </w:lvl>
+  </w:abstractNum>
+  <w:abstractNum w:abstractNumId="15">
+    <w:nsid w:val="6FE07FA8"/>
+    <w:multiLevelType w:val="singleLevel"/>
+    <w:tmpl w:val="6FE07FA8"/>
+    <w:lvl w:ilvl="0" w:tentative="0">
+      <w:start w:val="1"/>
+      <w:numFmt w:val="bullet"/>
+      <w:lvlText w:val=""/>
+      <w:lvlJc w:val="left"/>
+      <w:pPr>
+        <w:tabs>
+          <w:tab w:val="left" w:pos="420"/>
+        </w:tabs>
+        <w:ind w:left="420" w:leftChars="0" w:hanging="420" w:firstLineChars="0"/>
+      </w:pPr>
+      <w:rPr>
+        <w:rFonts w:hint="default" w:ascii="Wingdings" w:hAnsi="Wingdings"/>
+      </w:rPr>
+    </w:lvl>
+  </w:abstractNum>
   <w:num w:numId="1">
+    <w:abstractNumId w:val="9"/>
+  </w:num>
+  <w:num w:numId="2">
+    <w:abstractNumId w:val="7"/>
+  </w:num>
+  <w:num w:numId="3">
+    <w:abstractNumId w:val="6"/>
+  </w:num>
+  <w:num w:numId="4">
+    <w:abstractNumId w:val="8"/>
+  </w:num>
+  <w:num w:numId="5">
     <w:abstractNumId w:val="5"/>
   </w:num>
-  <w:num w:numId="2">
+  <w:num w:numId="6">
+    <w:abstractNumId w:val="4"/>
+  </w:num>
+  <w:num w:numId="7">
+    <w:abstractNumId w:val="14"/>
+  </w:num>
+  <w:num w:numId="8">
+    <w:abstractNumId w:val="12"/>
+  </w:num>
+  <w:num w:numId="9">
+    <w:abstractNumId w:val="13"/>
+  </w:num>
+  <w:num w:numId="10">
+    <w:abstractNumId w:val="15"/>
+  </w:num>
+  <w:num w:numId="11">
+    <w:abstractNumId w:val="2"/>
+  </w:num>
+  <w:num w:numId="12">
+    <w:abstractNumId w:val="11"/>
+  </w:num>
+  <w:num w:numId="13">
+    <w:abstractNumId w:val="10"/>
+  </w:num>
+  <w:num w:numId="14">
+    <w:abstractNumId w:val="1"/>
+  </w:num>
+  <w:num w:numId="15">
     <w:abstractNumId w:val="3"/>
   </w:num>
-  <w:num w:numId="3">
-    <w:abstractNumId w:val="2"/>
-  </w:num>
-  <w:num w:numId="4">
-    <w:abstractNumId w:val="4"/>
-  </w:num>
-  <w:num w:numId="5">
-    <w:abstractNumId w:val="1"/>
-  </w:num>
-  <w:num w:numId="6">
+  <w:num w:numId="16">
     <w:abstractNumId w:val="0"/>
   </w:num>
 </w:numbering>
@@ -747,7 +1636,7 @@
   <w:docDefaults>
     <w:rPrDefault>
       <w:rPr>
-        <w:rFonts w:asciiTheme="minorHAnsi" w:hAnsiTheme="minorHAnsi" w:eastAsiaTheme="minorEastAsia" w:cstheme="minorBidi"/>
+        <w:rFonts w:ascii="Times New Roman" w:hAnsi="Times New Roman" w:eastAsia="SimSun" w:cs="Times New Roman"/>
       </w:rPr>
     </w:rPrDefault>
     <w:pPrDefault/>
@@ -818,8 +1707,8 @@
     <w:lsdException w:qFormat="1" w:unhideWhenUsed="0" w:uiPriority="10" w:semiHidden="0" w:name="Title"/>
     <w:lsdException w:uiPriority="99" w:name="Closing"/>
     <w:lsdException w:uiPriority="99" w:name="Signature"/>
-    <w:lsdException w:uiPriority="1" w:name="Default Paragraph Font"/>
-    <w:lsdException w:uiPriority="99" w:semiHidden="0" w:name="Body Text"/>
+    <w:lsdException w:qFormat="1" w:uiPriority="1" w:name="Default Paragraph Font"/>
+    <w:lsdException w:qFormat="1" w:uiPriority="99" w:semiHidden="0" w:name="Body Text"/>
     <w:lsdException w:uiPriority="99" w:name="Body Text Indent"/>
     <w:lsdException w:qFormat="1" w:uiPriority="99" w:semiHidden="0" w:name="List Continue"/>
     <w:lsdException w:qFormat="1" w:uiPriority="99" w:semiHidden="0" w:name="List Continue 2"/>
@@ -833,7 +1722,7 @@
     <w:lsdException w:uiPriority="99" w:name="Body Text First Indent"/>
     <w:lsdException w:uiPriority="99" w:name="Body Text First Indent 2"/>
     <w:lsdException w:uiPriority="99" w:name="Note Heading"/>
-    <w:lsdException w:uiPriority="99" w:semiHidden="0" w:name="Body Text 2"/>
+    <w:lsdException w:qFormat="1" w:uiPriority="99" w:semiHidden="0" w:name="Body Text 2"/>
     <w:lsdException w:qFormat="1" w:uiPriority="99" w:semiHidden="0" w:name="Body Text 3"/>
     <w:lsdException w:uiPriority="99" w:name="Body Text Indent 2"/>
     <w:lsdException w:uiPriority="99" w:name="Body Text Indent 3"/>
@@ -904,7 +1793,7 @@
     <w:lsdException w:qFormat="1" w:unhideWhenUsed="0" w:uiPriority="59" w:semiHidden="0" w:name="Table Grid"/>
     <w:lsdException w:uiPriority="99" w:name="Table Theme"/>
     <w:lsdException w:qFormat="1" w:unhideWhenUsed="0" w:uiPriority="1" w:semiHidden="0" w:name="No Spacing"/>
-    <w:lsdException w:unhideWhenUsed="0" w:uiPriority="60" w:semiHidden="0" w:name="Light Shading"/>
+    <w:lsdException w:qFormat="1" w:unhideWhenUsed="0" w:uiPriority="60" w:semiHidden="0" w:name="Light Shading"/>
     <w:lsdException w:qFormat="1" w:unhideWhenUsed="0" w:uiPriority="61" w:semiHidden="0" w:name="Light List"/>
     <w:lsdException w:qFormat="1" w:unhideWhenUsed="0" w:uiPriority="62" w:semiHidden="0" w:name="Light Grid"/>
     <w:lsdException w:qFormat="1" w:unhideWhenUsed="0" w:uiPriority="63" w:semiHidden="0" w:name="Medium Shading 1"/>
@@ -918,7 +1807,7 @@
     <w:lsdException w:qFormat="1" w:unhideWhenUsed="0" w:uiPriority="71" w:semiHidden="0" w:name="Colorful Shading"/>
     <w:lsdException w:qFormat="1" w:unhideWhenUsed="0" w:uiPriority="72" w:semiHidden="0" w:name="Colorful List"/>
     <w:lsdException w:qFormat="1" w:unhideWhenUsed="0" w:uiPriority="73" w:semiHidden="0" w:name="Colorful Grid"/>
-    <w:lsdException w:unhideWhenUsed="0" w:uiPriority="60" w:semiHidden="0" w:name="Light Shading Accent 1"/>
+    <w:lsdException w:qFormat="1" w:unhideWhenUsed="0" w:uiPriority="60" w:semiHidden="0" w:name="Light Shading Accent 1"/>
     <w:lsdException w:qFormat="1" w:unhideWhenUsed="0" w:uiPriority="61" w:semiHidden="0" w:name="Light List Accent 1"/>
     <w:lsdException w:qFormat="1" w:unhideWhenUsed="0" w:uiPriority="62" w:semiHidden="0" w:name="Light Grid Accent 1"/>
     <w:lsdException w:qFormat="1" w:unhideWhenUsed="0" w:uiPriority="63" w:semiHidden="0" w:name="Medium Shading 1 Accent 1"/>
@@ -935,7 +1824,7 @@
     <w:lsdException w:qFormat="1" w:unhideWhenUsed="0" w:uiPriority="71" w:semiHidden="0" w:name="Colorful Shading Accent 1"/>
     <w:lsdException w:qFormat="1" w:unhideWhenUsed="0" w:uiPriority="72" w:semiHidden="0" w:name="Colorful List Accent 1"/>
     <w:lsdException w:qFormat="1" w:unhideWhenUsed="0" w:uiPriority="73" w:semiHidden="0" w:name="Colorful Grid Accent 1"/>
-    <w:lsdException w:unhideWhenUsed="0" w:uiPriority="60" w:semiHidden="0" w:name="Light Shading Accent 2"/>
+    <w:lsdException w:qFormat="1" w:unhideWhenUsed="0" w:uiPriority="60" w:semiHidden="0" w:name="Light Shading Accent 2"/>
     <w:lsdException w:qFormat="1" w:unhideWhenUsed="0" w:uiPriority="61" w:semiHidden="0" w:name="Light List Accent 2"/>
     <w:lsdException w:qFormat="1" w:unhideWhenUsed="0" w:uiPriority="62" w:semiHidden="0" w:name="Light Grid Accent 2"/>
     <w:lsdException w:qFormat="1" w:unhideWhenUsed="0" w:uiPriority="63" w:semiHidden="0" w:name="Medium Shading 1 Accent 2"/>
@@ -1261,6 +2150,7 @@
     <w:name w:val="Default Paragraph Font"/>
     <w:semiHidden/>
     <w:unhideWhenUsed/>
+    <w:qFormat/>
     <w:uiPriority w:val="1"/>
   </w:style>
   <w:style w:type="table" w:default="1" w:styleId="12">
@@ -1283,6 +2173,7 @@
     <w:basedOn w:val="1"/>
     <w:link w:val="144"/>
     <w:unhideWhenUsed/>
+    <w:qFormat/>
     <w:uiPriority w:val="99"/>
     <w:pPr>
       <w:spacing w:after="120"/>
@@ -1293,6 +2184,7 @@
     <w:basedOn w:val="1"/>
     <w:link w:val="145"/>
     <w:unhideWhenUsed/>
+    <w:qFormat/>
     <w:uiPriority w:val="99"/>
     <w:pPr>
       <w:spacing w:after="120" w:line="480" w:lineRule="auto"/>
@@ -1638,6 +2530,7 @@
   <w:style w:type="table" w:styleId="37">
     <w:name w:val="Light Shading"/>
     <w:basedOn w:val="12"/>
+    <w:qFormat/>
     <w:uiPriority w:val="60"/>
     <w:pPr>
       <w:spacing w:after="0" w:line="240" w:lineRule="auto"/>
@@ -1737,6 +2630,7 @@
   <w:style w:type="table" w:styleId="38">
     <w:name w:val="Light Shading Accent 1"/>
     <w:basedOn w:val="12"/>
+    <w:qFormat/>
     <w:uiPriority w:val="60"/>
     <w:pPr>
       <w:spacing w:after="0" w:line="240" w:lineRule="auto"/>
@@ -1836,6 +2730,7 @@
   <w:style w:type="table" w:styleId="39">
     <w:name w:val="Light Shading Accent 2"/>
     <w:basedOn w:val="12"/>
+    <w:qFormat/>
     <w:uiPriority w:val="60"/>
     <w:pPr>
       <w:spacing w:after="0" w:line="240" w:lineRule="auto"/>
@@ -13178,6 +14073,7 @@
     <w:name w:val="Heading 2 Char"/>
     <w:basedOn w:val="11"/>
     <w:link w:val="3"/>
+    <w:qFormat/>
     <w:uiPriority w:val="9"/>
     <w:rPr>
       <w:rFonts w:asciiTheme="majorHAnsi" w:hAnsiTheme="majorHAnsi" w:eastAsiaTheme="majorEastAsia" w:cstheme="majorBidi"/>
@@ -13267,6 +14163,7 @@
     <w:name w:val="Body Text 2 Char"/>
     <w:basedOn w:val="11"/>
     <w:link w:val="14"/>
+    <w:qFormat/>
     <w:uiPriority w:val="99"/>
   </w:style>
   <w:style w:type="character" w:customStyle="1" w:styleId="146">
@@ -13420,6 +14317,7 @@
     <w:basedOn w:val="11"/>
     <w:link w:val="10"/>
     <w:semiHidden/>
+    <w:qFormat/>
     <w:uiPriority w:val="9"/>
     <w:rPr>
       <w:rFonts w:asciiTheme="majorHAnsi" w:hAnsiTheme="majorHAnsi" w:eastAsiaTheme="majorEastAsia" w:cstheme="majorBidi"/>
